--- a/mps-nivel-c/oficial/04_registros/PROFARMA_Cadastro-de-Clientes/REQ-PROFARMA01-001_Documento-de-Requisitos.docx
+++ b/mps-nivel-c/oficial/04_registros/PROFARMA_Cadastro-de-Clientes/REQ-PROFARMA01-001_Documento-de-Requisitos.docx
@@ -34,7 +34,7 @@
           <w:color w:val="555555"/>
           <w:sz w:val="20"/>
         </w:rPr>
-        <w:t>REQ-PROFARMA01-001   ·   Versão Data   ·   05/06/2026   ·   Timeware Brasil</w:t>
+        <w:t>REQ-PROFARMA01-001   ·   Versão Data   ·   10/06/2026   ·   Timeware Brasil</w:t>
       </w:r>
     </w:p>
     <w:p>
@@ -338,7 +338,7 @@
                 <w:i w:val="0"/>
                 <w:sz w:val="20"/>
               </w:rPr>
-              <w:t>1.3</w:t>
+              <w:t>1.4</w:t>
             </w:r>
           </w:p>
         </w:tc>
@@ -394,7 +394,7 @@
                 <w:i w:val="0"/>
                 <w:sz w:val="20"/>
               </w:rPr>
-              <w:t>05/06/2026</w:t>
+              <w:t>10/06/2026</w:t>
             </w:r>
           </w:p>
         </w:tc>
@@ -1236,10 +1236,11 @@
         </w:tblBorders>
       </w:tblPr>
       <w:tblGrid>
-        <w:gridCol w:w="2225"/>
-        <w:gridCol w:w="2225"/>
-        <w:gridCol w:w="2225"/>
-        <w:gridCol w:w="2225"/>
+        <w:gridCol w:w="1780"/>
+        <w:gridCol w:w="1780"/>
+        <w:gridCol w:w="1780"/>
+        <w:gridCol w:w="1780"/>
+        <w:gridCol w:w="1780"/>
       </w:tblGrid>
       <w:tr>
         <w:trPr>
@@ -1247,7 +1248,7 @@
         </w:trPr>
         <w:tc>
           <w:tcPr>
-            <w:tcW w:type="dxa" w:w="2225"/>
+            <w:tcW w:type="dxa" w:w="1780"/>
             <w:tcMar>
               <w:top w:w="60" w:type="dxa"/>
               <w:bottom w:w="60" w:type="dxa"/>
@@ -1274,7 +1275,7 @@
         </w:tc>
         <w:tc>
           <w:tcPr>
-            <w:tcW w:type="dxa" w:w="2225"/>
+            <w:tcW w:type="dxa" w:w="1780"/>
             <w:tcMar>
               <w:top w:w="60" w:type="dxa"/>
               <w:bottom w:w="60" w:type="dxa"/>
@@ -1301,7 +1302,7 @@
         </w:tc>
         <w:tc>
           <w:tcPr>
-            <w:tcW w:type="dxa" w:w="2225"/>
+            <w:tcW w:type="dxa" w:w="1780"/>
             <w:tcMar>
               <w:top w:w="60" w:type="dxa"/>
               <w:bottom w:w="60" w:type="dxa"/>
@@ -1328,7 +1329,7 @@
         </w:tc>
         <w:tc>
           <w:tcPr>
-            <w:tcW w:type="dxa" w:w="2225"/>
+            <w:tcW w:type="dxa" w:w="1780"/>
             <w:tcMar>
               <w:top w:w="60" w:type="dxa"/>
               <w:bottom w:w="60" w:type="dxa"/>
@@ -1353,6 +1354,33 @@
             </w:r>
           </w:p>
         </w:tc>
+        <w:tc>
+          <w:tcPr>
+            <w:tcW w:type="dxa" w:w="1780"/>
+            <w:tcMar>
+              <w:top w:w="60" w:type="dxa"/>
+              <w:bottom w:w="60" w:type="dxa"/>
+              <w:left w:w="100" w:type="dxa"/>
+              <w:right w:w="100" w:type="dxa"/>
+            </w:tcMar>
+            <w:shd w:val="clear" w:color="auto" w:fill="003366"/>
+          </w:tcPr>
+          <w:p>
+            <w:pPr>
+              <w:spacing w:before="40" w:after="40"/>
+            </w:pPr>
+            <w:r>
+              <w:rPr>
+                <w:rFonts w:ascii="Calibri" w:hAnsi="Calibri"/>
+                <w:b/>
+                <w:i w:val="0"/>
+                <w:color w:val="FFFFFF"/>
+                <w:sz w:val="20"/>
+              </w:rPr>
+              <w:t>SP Est.</w:t>
+            </w:r>
+          </w:p>
+        </w:tc>
       </w:tr>
       <w:tr>
         <w:trPr>
@@ -1360,7 +1388,7 @@
         </w:trPr>
         <w:tc>
           <w:tcPr>
-            <w:tcW w:type="dxa" w:w="2225"/>
+            <w:tcW w:type="dxa" w:w="1780"/>
             <w:tcMar>
               <w:top w:w="60" w:type="dxa"/>
               <w:bottom w:w="60" w:type="dxa"/>
@@ -1386,7 +1414,7 @@
         </w:tc>
         <w:tc>
           <w:tcPr>
-            <w:tcW w:type="dxa" w:w="2225"/>
+            <w:tcW w:type="dxa" w:w="1780"/>
             <w:tcMar>
               <w:top w:w="60" w:type="dxa"/>
               <w:bottom w:w="60" w:type="dxa"/>
@@ -1412,7 +1440,7 @@
         </w:tc>
         <w:tc>
           <w:tcPr>
-            <w:tcW w:type="dxa" w:w="2225"/>
+            <w:tcW w:type="dxa" w:w="1780"/>
             <w:tcMar>
               <w:top w:w="60" w:type="dxa"/>
               <w:bottom w:w="60" w:type="dxa"/>
@@ -1438,7 +1466,7 @@
         </w:tc>
         <w:tc>
           <w:tcPr>
-            <w:tcW w:type="dxa" w:w="2225"/>
+            <w:tcW w:type="dxa" w:w="1780"/>
             <w:tcMar>
               <w:top w:w="60" w:type="dxa"/>
               <w:bottom w:w="60" w:type="dxa"/>
@@ -1462,6 +1490,32 @@
             </w:r>
           </w:p>
         </w:tc>
+        <w:tc>
+          <w:tcPr>
+            <w:tcW w:type="dxa" w:w="1780"/>
+            <w:tcMar>
+              <w:top w:w="60" w:type="dxa"/>
+              <w:bottom w:w="60" w:type="dxa"/>
+              <w:left w:w="100" w:type="dxa"/>
+              <w:right w:w="100" w:type="dxa"/>
+            </w:tcMar>
+            <w:shd w:val="clear" w:color="auto" w:fill="EBF5FB"/>
+          </w:tcPr>
+          <w:p>
+            <w:pPr>
+              <w:spacing w:before="40" w:after="40"/>
+            </w:pPr>
+            <w:r>
+              <w:rPr>
+                <w:rFonts w:ascii="Calibri" w:hAnsi="Calibri"/>
+                <w:b w:val="0"/>
+                <w:i w:val="0"/>
+                <w:sz w:val="20"/>
+              </w:rPr>
+              <w:t>20</w:t>
+            </w:r>
+          </w:p>
+        </w:tc>
       </w:tr>
       <w:tr>
         <w:trPr>
@@ -1469,7 +1523,7 @@
         </w:trPr>
         <w:tc>
           <w:tcPr>
-            <w:tcW w:type="dxa" w:w="2225"/>
+            <w:tcW w:type="dxa" w:w="1780"/>
             <w:tcMar>
               <w:top w:w="60" w:type="dxa"/>
               <w:bottom w:w="60" w:type="dxa"/>
@@ -1494,7 +1548,7 @@
         </w:tc>
         <w:tc>
           <w:tcPr>
-            <w:tcW w:type="dxa" w:w="2225"/>
+            <w:tcW w:type="dxa" w:w="1780"/>
             <w:tcMar>
               <w:top w:w="60" w:type="dxa"/>
               <w:bottom w:w="60" w:type="dxa"/>
@@ -1519,7 +1573,7 @@
         </w:tc>
         <w:tc>
           <w:tcPr>
-            <w:tcW w:type="dxa" w:w="2225"/>
+            <w:tcW w:type="dxa" w:w="1780"/>
             <w:tcMar>
               <w:top w:w="60" w:type="dxa"/>
               <w:bottom w:w="60" w:type="dxa"/>
@@ -1544,7 +1598,7 @@
         </w:tc>
         <w:tc>
           <w:tcPr>
-            <w:tcW w:type="dxa" w:w="2225"/>
+            <w:tcW w:type="dxa" w:w="1780"/>
             <w:tcMar>
               <w:top w:w="60" w:type="dxa"/>
               <w:bottom w:w="60" w:type="dxa"/>
@@ -1567,6 +1621,31 @@
             </w:r>
           </w:p>
         </w:tc>
+        <w:tc>
+          <w:tcPr>
+            <w:tcW w:type="dxa" w:w="1780"/>
+            <w:tcMar>
+              <w:top w:w="60" w:type="dxa"/>
+              <w:bottom w:w="60" w:type="dxa"/>
+              <w:left w:w="100" w:type="dxa"/>
+              <w:right w:w="100" w:type="dxa"/>
+            </w:tcMar>
+          </w:tcPr>
+          <w:p>
+            <w:pPr>
+              <w:spacing w:before="40" w:after="40"/>
+            </w:pPr>
+            <w:r>
+              <w:rPr>
+                <w:rFonts w:ascii="Calibri" w:hAnsi="Calibri"/>
+                <w:b w:val="0"/>
+                <w:i w:val="0"/>
+                <w:sz w:val="20"/>
+              </w:rPr>
+              <w:t>5</w:t>
+            </w:r>
+          </w:p>
+        </w:tc>
       </w:tr>
       <w:tr>
         <w:trPr>
@@ -1574,7 +1653,7 @@
         </w:trPr>
         <w:tc>
           <w:tcPr>
-            <w:tcW w:type="dxa" w:w="2225"/>
+            <w:tcW w:type="dxa" w:w="1780"/>
             <w:tcMar>
               <w:top w:w="60" w:type="dxa"/>
               <w:bottom w:w="60" w:type="dxa"/>
@@ -1600,7 +1679,7 @@
         </w:tc>
         <w:tc>
           <w:tcPr>
-            <w:tcW w:type="dxa" w:w="2225"/>
+            <w:tcW w:type="dxa" w:w="1780"/>
             <w:tcMar>
               <w:top w:w="60" w:type="dxa"/>
               <w:bottom w:w="60" w:type="dxa"/>
@@ -1626,7 +1705,7 @@
         </w:tc>
         <w:tc>
           <w:tcPr>
-            <w:tcW w:type="dxa" w:w="2225"/>
+            <w:tcW w:type="dxa" w:w="1780"/>
             <w:tcMar>
               <w:top w:w="60" w:type="dxa"/>
               <w:bottom w:w="60" w:type="dxa"/>
@@ -1652,7 +1731,7 @@
         </w:tc>
         <w:tc>
           <w:tcPr>
-            <w:tcW w:type="dxa" w:w="2225"/>
+            <w:tcW w:type="dxa" w:w="1780"/>
             <w:tcMar>
               <w:top w:w="60" w:type="dxa"/>
               <w:bottom w:w="60" w:type="dxa"/>
@@ -1676,6 +1755,32 @@
             </w:r>
           </w:p>
         </w:tc>
+        <w:tc>
+          <w:tcPr>
+            <w:tcW w:type="dxa" w:w="1780"/>
+            <w:tcMar>
+              <w:top w:w="60" w:type="dxa"/>
+              <w:bottom w:w="60" w:type="dxa"/>
+              <w:left w:w="100" w:type="dxa"/>
+              <w:right w:w="100" w:type="dxa"/>
+            </w:tcMar>
+            <w:shd w:val="clear" w:color="auto" w:fill="EBF5FB"/>
+          </w:tcPr>
+          <w:p>
+            <w:pPr>
+              <w:spacing w:before="40" w:after="40"/>
+            </w:pPr>
+            <w:r>
+              <w:rPr>
+                <w:rFonts w:ascii="Calibri" w:hAnsi="Calibri"/>
+                <w:b w:val="0"/>
+                <w:i w:val="0"/>
+                <w:sz w:val="20"/>
+              </w:rPr>
+              <w:t>10</w:t>
+            </w:r>
+          </w:p>
+        </w:tc>
       </w:tr>
       <w:tr>
         <w:trPr>
@@ -1683,7 +1788,7 @@
         </w:trPr>
         <w:tc>
           <w:tcPr>
-            <w:tcW w:type="dxa" w:w="2225"/>
+            <w:tcW w:type="dxa" w:w="1780"/>
             <w:tcMar>
               <w:top w:w="60" w:type="dxa"/>
               <w:bottom w:w="60" w:type="dxa"/>
@@ -1708,7 +1813,7 @@
         </w:tc>
         <w:tc>
           <w:tcPr>
-            <w:tcW w:type="dxa" w:w="2225"/>
+            <w:tcW w:type="dxa" w:w="1780"/>
             <w:tcMar>
               <w:top w:w="60" w:type="dxa"/>
               <w:bottom w:w="60" w:type="dxa"/>
@@ -1733,7 +1838,7 @@
         </w:tc>
         <w:tc>
           <w:tcPr>
-            <w:tcW w:type="dxa" w:w="2225"/>
+            <w:tcW w:type="dxa" w:w="1780"/>
             <w:tcMar>
               <w:top w:w="60" w:type="dxa"/>
               <w:bottom w:w="60" w:type="dxa"/>
@@ -1758,7 +1863,7 @@
         </w:tc>
         <w:tc>
           <w:tcPr>
-            <w:tcW w:type="dxa" w:w="2225"/>
+            <w:tcW w:type="dxa" w:w="1780"/>
             <w:tcMar>
               <w:top w:w="60" w:type="dxa"/>
               <w:bottom w:w="60" w:type="dxa"/>
@@ -1781,6 +1886,31 @@
             </w:r>
           </w:p>
         </w:tc>
+        <w:tc>
+          <w:tcPr>
+            <w:tcW w:type="dxa" w:w="1780"/>
+            <w:tcMar>
+              <w:top w:w="60" w:type="dxa"/>
+              <w:bottom w:w="60" w:type="dxa"/>
+              <w:left w:w="100" w:type="dxa"/>
+              <w:right w:w="100" w:type="dxa"/>
+            </w:tcMar>
+          </w:tcPr>
+          <w:p>
+            <w:pPr>
+              <w:spacing w:before="40" w:after="40"/>
+            </w:pPr>
+            <w:r>
+              <w:rPr>
+                <w:rFonts w:ascii="Calibri" w:hAnsi="Calibri"/>
+                <w:b w:val="0"/>
+                <w:i w:val="0"/>
+                <w:sz w:val="20"/>
+              </w:rPr>
+              <w:t>12</w:t>
+            </w:r>
+          </w:p>
+        </w:tc>
       </w:tr>
       <w:tr>
         <w:trPr>
@@ -1788,7 +1918,7 @@
         </w:trPr>
         <w:tc>
           <w:tcPr>
-            <w:tcW w:type="dxa" w:w="2225"/>
+            <w:tcW w:type="dxa" w:w="1780"/>
             <w:tcMar>
               <w:top w:w="60" w:type="dxa"/>
               <w:bottom w:w="60" w:type="dxa"/>
@@ -1814,7 +1944,7 @@
         </w:tc>
         <w:tc>
           <w:tcPr>
-            <w:tcW w:type="dxa" w:w="2225"/>
+            <w:tcW w:type="dxa" w:w="1780"/>
             <w:tcMar>
               <w:top w:w="60" w:type="dxa"/>
               <w:bottom w:w="60" w:type="dxa"/>
@@ -1840,7 +1970,7 @@
         </w:tc>
         <w:tc>
           <w:tcPr>
-            <w:tcW w:type="dxa" w:w="2225"/>
+            <w:tcW w:type="dxa" w:w="1780"/>
             <w:tcMar>
               <w:top w:w="60" w:type="dxa"/>
               <w:bottom w:w="60" w:type="dxa"/>
@@ -1866,7 +1996,7 @@
         </w:tc>
         <w:tc>
           <w:tcPr>
-            <w:tcW w:type="dxa" w:w="2225"/>
+            <w:tcW w:type="dxa" w:w="1780"/>
             <w:tcMar>
               <w:top w:w="60" w:type="dxa"/>
               <w:bottom w:w="60" w:type="dxa"/>
@@ -1890,6 +2020,32 @@
             </w:r>
           </w:p>
         </w:tc>
+        <w:tc>
+          <w:tcPr>
+            <w:tcW w:type="dxa" w:w="1780"/>
+            <w:tcMar>
+              <w:top w:w="60" w:type="dxa"/>
+              <w:bottom w:w="60" w:type="dxa"/>
+              <w:left w:w="100" w:type="dxa"/>
+              <w:right w:w="100" w:type="dxa"/>
+            </w:tcMar>
+            <w:shd w:val="clear" w:color="auto" w:fill="EBF5FB"/>
+          </w:tcPr>
+          <w:p>
+            <w:pPr>
+              <w:spacing w:before="40" w:after="40"/>
+            </w:pPr>
+            <w:r>
+              <w:rPr>
+                <w:rFonts w:ascii="Calibri" w:hAnsi="Calibri"/>
+                <w:b w:val="0"/>
+                <w:i w:val="0"/>
+                <w:sz w:val="20"/>
+              </w:rPr>
+              <w:t>15</w:t>
+            </w:r>
+          </w:p>
+        </w:tc>
       </w:tr>
       <w:tr>
         <w:trPr>
@@ -1897,7 +2053,7 @@
         </w:trPr>
         <w:tc>
           <w:tcPr>
-            <w:tcW w:type="dxa" w:w="2225"/>
+            <w:tcW w:type="dxa" w:w="1780"/>
             <w:tcMar>
               <w:top w:w="60" w:type="dxa"/>
               <w:bottom w:w="60" w:type="dxa"/>
@@ -1922,7 +2078,7 @@
         </w:tc>
         <w:tc>
           <w:tcPr>
-            <w:tcW w:type="dxa" w:w="2225"/>
+            <w:tcW w:type="dxa" w:w="1780"/>
             <w:tcMar>
               <w:top w:w="60" w:type="dxa"/>
               <w:bottom w:w="60" w:type="dxa"/>
@@ -1947,7 +2103,7 @@
         </w:tc>
         <w:tc>
           <w:tcPr>
-            <w:tcW w:type="dxa" w:w="2225"/>
+            <w:tcW w:type="dxa" w:w="1780"/>
             <w:tcMar>
               <w:top w:w="60" w:type="dxa"/>
               <w:bottom w:w="60" w:type="dxa"/>
@@ -1972,7 +2128,7 @@
         </w:tc>
         <w:tc>
           <w:tcPr>
-            <w:tcW w:type="dxa" w:w="2225"/>
+            <w:tcW w:type="dxa" w:w="1780"/>
             <w:tcMar>
               <w:top w:w="60" w:type="dxa"/>
               <w:bottom w:w="60" w:type="dxa"/>
@@ -1995,6 +2151,31 @@
             </w:r>
           </w:p>
         </w:tc>
+        <w:tc>
+          <w:tcPr>
+            <w:tcW w:type="dxa" w:w="1780"/>
+            <w:tcMar>
+              <w:top w:w="60" w:type="dxa"/>
+              <w:bottom w:w="60" w:type="dxa"/>
+              <w:left w:w="100" w:type="dxa"/>
+              <w:right w:w="100" w:type="dxa"/>
+            </w:tcMar>
+          </w:tcPr>
+          <w:p>
+            <w:pPr>
+              <w:spacing w:before="40" w:after="40"/>
+            </w:pPr>
+            <w:r>
+              <w:rPr>
+                <w:rFonts w:ascii="Calibri" w:hAnsi="Calibri"/>
+                <w:b w:val="0"/>
+                <w:i w:val="0"/>
+                <w:sz w:val="20"/>
+              </w:rPr>
+              <w:t>10</w:t>
+            </w:r>
+          </w:p>
+        </w:tc>
       </w:tr>
       <w:tr>
         <w:trPr>
@@ -2002,7 +2183,7 @@
         </w:trPr>
         <w:tc>
           <w:tcPr>
-            <w:tcW w:type="dxa" w:w="2225"/>
+            <w:tcW w:type="dxa" w:w="1780"/>
             <w:tcMar>
               <w:top w:w="60" w:type="dxa"/>
               <w:bottom w:w="60" w:type="dxa"/>
@@ -2028,7 +2209,7 @@
         </w:tc>
         <w:tc>
           <w:tcPr>
-            <w:tcW w:type="dxa" w:w="2225"/>
+            <w:tcW w:type="dxa" w:w="1780"/>
             <w:tcMar>
               <w:top w:w="60" w:type="dxa"/>
               <w:bottom w:w="60" w:type="dxa"/>
@@ -2054,7 +2235,7 @@
         </w:tc>
         <w:tc>
           <w:tcPr>
-            <w:tcW w:type="dxa" w:w="2225"/>
+            <w:tcW w:type="dxa" w:w="1780"/>
             <w:tcMar>
               <w:top w:w="60" w:type="dxa"/>
               <w:bottom w:w="60" w:type="dxa"/>
@@ -2080,7 +2261,7 @@
         </w:tc>
         <w:tc>
           <w:tcPr>
-            <w:tcW w:type="dxa" w:w="2225"/>
+            <w:tcW w:type="dxa" w:w="1780"/>
             <w:tcMar>
               <w:top w:w="60" w:type="dxa"/>
               <w:bottom w:w="60" w:type="dxa"/>
@@ -2104,6 +2285,32 @@
             </w:r>
           </w:p>
         </w:tc>
+        <w:tc>
+          <w:tcPr>
+            <w:tcW w:type="dxa" w:w="1780"/>
+            <w:tcMar>
+              <w:top w:w="60" w:type="dxa"/>
+              <w:bottom w:w="60" w:type="dxa"/>
+              <w:left w:w="100" w:type="dxa"/>
+              <w:right w:w="100" w:type="dxa"/>
+            </w:tcMar>
+            <w:shd w:val="clear" w:color="auto" w:fill="EBF5FB"/>
+          </w:tcPr>
+          <w:p>
+            <w:pPr>
+              <w:spacing w:before="40" w:after="40"/>
+            </w:pPr>
+            <w:r>
+              <w:rPr>
+                <w:rFonts w:ascii="Calibri" w:hAnsi="Calibri"/>
+                <w:b w:val="0"/>
+                <w:i w:val="0"/>
+                <w:sz w:val="20"/>
+              </w:rPr>
+              <w:t>12</w:t>
+            </w:r>
+          </w:p>
+        </w:tc>
       </w:tr>
       <w:tr>
         <w:trPr>
@@ -2111,7 +2318,7 @@
         </w:trPr>
         <w:tc>
           <w:tcPr>
-            <w:tcW w:type="dxa" w:w="2225"/>
+            <w:tcW w:type="dxa" w:w="1780"/>
             <w:tcMar>
               <w:top w:w="60" w:type="dxa"/>
               <w:bottom w:w="60" w:type="dxa"/>
@@ -2136,7 +2343,7 @@
         </w:tc>
         <w:tc>
           <w:tcPr>
-            <w:tcW w:type="dxa" w:w="2225"/>
+            <w:tcW w:type="dxa" w:w="1780"/>
             <w:tcMar>
               <w:top w:w="60" w:type="dxa"/>
               <w:bottom w:w="60" w:type="dxa"/>
@@ -2161,7 +2368,7 @@
         </w:tc>
         <w:tc>
           <w:tcPr>
-            <w:tcW w:type="dxa" w:w="2225"/>
+            <w:tcW w:type="dxa" w:w="1780"/>
             <w:tcMar>
               <w:top w:w="60" w:type="dxa"/>
               <w:bottom w:w="60" w:type="dxa"/>
@@ -2186,7 +2393,7 @@
         </w:tc>
         <w:tc>
           <w:tcPr>
-            <w:tcW w:type="dxa" w:w="2225"/>
+            <w:tcW w:type="dxa" w:w="1780"/>
             <w:tcMar>
               <w:top w:w="60" w:type="dxa"/>
               <w:bottom w:w="60" w:type="dxa"/>
@@ -2209,6 +2416,31 @@
             </w:r>
           </w:p>
         </w:tc>
+        <w:tc>
+          <w:tcPr>
+            <w:tcW w:type="dxa" w:w="1780"/>
+            <w:tcMar>
+              <w:top w:w="60" w:type="dxa"/>
+              <w:bottom w:w="60" w:type="dxa"/>
+              <w:left w:w="100" w:type="dxa"/>
+              <w:right w:w="100" w:type="dxa"/>
+            </w:tcMar>
+          </w:tcPr>
+          <w:p>
+            <w:pPr>
+              <w:spacing w:before="40" w:after="40"/>
+            </w:pPr>
+            <w:r>
+              <w:rPr>
+                <w:rFonts w:ascii="Calibri" w:hAnsi="Calibri"/>
+                <w:b w:val="0"/>
+                <w:i w:val="0"/>
+                <w:sz w:val="20"/>
+              </w:rPr>
+              <w:t>18</w:t>
+            </w:r>
+          </w:p>
+        </w:tc>
       </w:tr>
       <w:tr>
         <w:trPr>
@@ -2216,7 +2448,7 @@
         </w:trPr>
         <w:tc>
           <w:tcPr>
-            <w:tcW w:type="dxa" w:w="2225"/>
+            <w:tcW w:type="dxa" w:w="1780"/>
             <w:tcMar>
               <w:top w:w="60" w:type="dxa"/>
               <w:bottom w:w="60" w:type="dxa"/>
@@ -2242,7 +2474,7 @@
         </w:tc>
         <w:tc>
           <w:tcPr>
-            <w:tcW w:type="dxa" w:w="2225"/>
+            <w:tcW w:type="dxa" w:w="1780"/>
             <w:tcMar>
               <w:top w:w="60" w:type="dxa"/>
               <w:bottom w:w="60" w:type="dxa"/>
@@ -2268,7 +2500,7 @@
         </w:tc>
         <w:tc>
           <w:tcPr>
-            <w:tcW w:type="dxa" w:w="2225"/>
+            <w:tcW w:type="dxa" w:w="1780"/>
             <w:tcMar>
               <w:top w:w="60" w:type="dxa"/>
               <w:bottom w:w="60" w:type="dxa"/>
@@ -2294,7 +2526,7 @@
         </w:tc>
         <w:tc>
           <w:tcPr>
-            <w:tcW w:type="dxa" w:w="2225"/>
+            <w:tcW w:type="dxa" w:w="1780"/>
             <w:tcMar>
               <w:top w:w="60" w:type="dxa"/>
               <w:bottom w:w="60" w:type="dxa"/>
@@ -2318,6 +2550,32 @@
             </w:r>
           </w:p>
         </w:tc>
+        <w:tc>
+          <w:tcPr>
+            <w:tcW w:type="dxa" w:w="1780"/>
+            <w:tcMar>
+              <w:top w:w="60" w:type="dxa"/>
+              <w:bottom w:w="60" w:type="dxa"/>
+              <w:left w:w="100" w:type="dxa"/>
+              <w:right w:w="100" w:type="dxa"/>
+            </w:tcMar>
+            <w:shd w:val="clear" w:color="auto" w:fill="EBF5FB"/>
+          </w:tcPr>
+          <w:p>
+            <w:pPr>
+              <w:spacing w:before="40" w:after="40"/>
+            </w:pPr>
+            <w:r>
+              <w:rPr>
+                <w:rFonts w:ascii="Calibri" w:hAnsi="Calibri"/>
+                <w:b w:val="0"/>
+                <w:i w:val="0"/>
+                <w:sz w:val="20"/>
+              </w:rPr>
+              <w:t>5</w:t>
+            </w:r>
+          </w:p>
+        </w:tc>
       </w:tr>
       <w:tr>
         <w:trPr>
@@ -2325,7 +2583,7 @@
         </w:trPr>
         <w:tc>
           <w:tcPr>
-            <w:tcW w:type="dxa" w:w="2225"/>
+            <w:tcW w:type="dxa" w:w="1780"/>
             <w:tcMar>
               <w:top w:w="60" w:type="dxa"/>
               <w:bottom w:w="60" w:type="dxa"/>
@@ -2350,7 +2608,7 @@
         </w:tc>
         <w:tc>
           <w:tcPr>
-            <w:tcW w:type="dxa" w:w="2225"/>
+            <w:tcW w:type="dxa" w:w="1780"/>
             <w:tcMar>
               <w:top w:w="60" w:type="dxa"/>
               <w:bottom w:w="60" w:type="dxa"/>
@@ -2375,7 +2633,7 @@
         </w:tc>
         <w:tc>
           <w:tcPr>
-            <w:tcW w:type="dxa" w:w="2225"/>
+            <w:tcW w:type="dxa" w:w="1780"/>
             <w:tcMar>
               <w:top w:w="60" w:type="dxa"/>
               <w:bottom w:w="60" w:type="dxa"/>
@@ -2400,7 +2658,7 @@
         </w:tc>
         <w:tc>
           <w:tcPr>
-            <w:tcW w:type="dxa" w:w="2225"/>
+            <w:tcW w:type="dxa" w:w="1780"/>
             <w:tcMar>
               <w:top w:w="60" w:type="dxa"/>
               <w:bottom w:w="60" w:type="dxa"/>
@@ -2420,6 +2678,31 @@
                 <w:sz w:val="20"/>
               </w:rPr>
               <w:t>Sprint 4</w:t>
+            </w:r>
+          </w:p>
+        </w:tc>
+        <w:tc>
+          <w:tcPr>
+            <w:tcW w:type="dxa" w:w="1780"/>
+            <w:tcMar>
+              <w:top w:w="60" w:type="dxa"/>
+              <w:bottom w:w="60" w:type="dxa"/>
+              <w:left w:w="100" w:type="dxa"/>
+              <w:right w:w="100" w:type="dxa"/>
+            </w:tcMar>
+          </w:tcPr>
+          <w:p>
+            <w:pPr>
+              <w:spacing w:before="40" w:after="40"/>
+            </w:pPr>
+            <w:r>
+              <w:rPr>
+                <w:rFonts w:ascii="Calibri" w:hAnsi="Calibri"/>
+                <w:b w:val="0"/>
+                <w:i w:val="0"/>
+                <w:sz w:val="20"/>
+              </w:rPr>
+              <w:t>8</w:t>
             </w:r>
           </w:p>
         </w:tc>
@@ -2454,10 +2737,11 @@
         </w:tblBorders>
       </w:tblPr>
       <w:tblGrid>
-        <w:gridCol w:w="2225"/>
-        <w:gridCol w:w="2225"/>
-        <w:gridCol w:w="2225"/>
-        <w:gridCol w:w="2225"/>
+        <w:gridCol w:w="1780"/>
+        <w:gridCol w:w="1780"/>
+        <w:gridCol w:w="1780"/>
+        <w:gridCol w:w="1780"/>
+        <w:gridCol w:w="1780"/>
       </w:tblGrid>
       <w:tr>
         <w:trPr>
@@ -2465,7 +2749,7 @@
         </w:trPr>
         <w:tc>
           <w:tcPr>
-            <w:tcW w:type="dxa" w:w="2225"/>
+            <w:tcW w:type="dxa" w:w="1780"/>
             <w:tcMar>
               <w:top w:w="60" w:type="dxa"/>
               <w:bottom w:w="60" w:type="dxa"/>
@@ -2492,7 +2776,7 @@
         </w:tc>
         <w:tc>
           <w:tcPr>
-            <w:tcW w:type="dxa" w:w="2225"/>
+            <w:tcW w:type="dxa" w:w="1780"/>
             <w:tcMar>
               <w:top w:w="60" w:type="dxa"/>
               <w:bottom w:w="60" w:type="dxa"/>
@@ -2519,7 +2803,7 @@
         </w:tc>
         <w:tc>
           <w:tcPr>
-            <w:tcW w:type="dxa" w:w="2225"/>
+            <w:tcW w:type="dxa" w:w="1780"/>
             <w:tcMar>
               <w:top w:w="60" w:type="dxa"/>
               <w:bottom w:w="60" w:type="dxa"/>
@@ -2546,7 +2830,7 @@
         </w:tc>
         <w:tc>
           <w:tcPr>
-            <w:tcW w:type="dxa" w:w="2225"/>
+            <w:tcW w:type="dxa" w:w="1780"/>
             <w:tcMar>
               <w:top w:w="60" w:type="dxa"/>
               <w:bottom w:w="60" w:type="dxa"/>
@@ -2571,6 +2855,33 @@
             </w:r>
           </w:p>
         </w:tc>
+        <w:tc>
+          <w:tcPr>
+            <w:tcW w:type="dxa" w:w="1780"/>
+            <w:tcMar>
+              <w:top w:w="60" w:type="dxa"/>
+              <w:bottom w:w="60" w:type="dxa"/>
+              <w:left w:w="100" w:type="dxa"/>
+              <w:right w:w="100" w:type="dxa"/>
+            </w:tcMar>
+            <w:shd w:val="clear" w:color="auto" w:fill="003366"/>
+          </w:tcPr>
+          <w:p>
+            <w:pPr>
+              <w:spacing w:before="40" w:after="40"/>
+            </w:pPr>
+            <w:r>
+              <w:rPr>
+                <w:rFonts w:ascii="Calibri" w:hAnsi="Calibri"/>
+                <w:b/>
+                <w:i w:val="0"/>
+                <w:color w:val="FFFFFF"/>
+                <w:sz w:val="20"/>
+              </w:rPr>
+              <w:t>SP Est.</w:t>
+            </w:r>
+          </w:p>
+        </w:tc>
       </w:tr>
       <w:tr>
         <w:trPr>
@@ -2578,7 +2889,7 @@
         </w:trPr>
         <w:tc>
           <w:tcPr>
-            <w:tcW w:type="dxa" w:w="2225"/>
+            <w:tcW w:type="dxa" w:w="1780"/>
             <w:tcMar>
               <w:top w:w="60" w:type="dxa"/>
               <w:bottom w:w="60" w:type="dxa"/>
@@ -2604,7 +2915,7 @@
         </w:tc>
         <w:tc>
           <w:tcPr>
-            <w:tcW w:type="dxa" w:w="2225"/>
+            <w:tcW w:type="dxa" w:w="1780"/>
             <w:tcMar>
               <w:top w:w="60" w:type="dxa"/>
               <w:bottom w:w="60" w:type="dxa"/>
@@ -2630,7 +2941,7 @@
         </w:tc>
         <w:tc>
           <w:tcPr>
-            <w:tcW w:type="dxa" w:w="2225"/>
+            <w:tcW w:type="dxa" w:w="1780"/>
             <w:tcMar>
               <w:top w:w="60" w:type="dxa"/>
               <w:bottom w:w="60" w:type="dxa"/>
@@ -2656,7 +2967,7 @@
         </w:tc>
         <w:tc>
           <w:tcPr>
-            <w:tcW w:type="dxa" w:w="2225"/>
+            <w:tcW w:type="dxa" w:w="1780"/>
             <w:tcMar>
               <w:top w:w="60" w:type="dxa"/>
               <w:bottom w:w="60" w:type="dxa"/>
@@ -2680,6 +2991,32 @@
             </w:r>
           </w:p>
         </w:tc>
+        <w:tc>
+          <w:tcPr>
+            <w:tcW w:type="dxa" w:w="1780"/>
+            <w:tcMar>
+              <w:top w:w="60" w:type="dxa"/>
+              <w:bottom w:w="60" w:type="dxa"/>
+              <w:left w:w="100" w:type="dxa"/>
+              <w:right w:w="100" w:type="dxa"/>
+            </w:tcMar>
+            <w:shd w:val="clear" w:color="auto" w:fill="EBF5FB"/>
+          </w:tcPr>
+          <w:p>
+            <w:pPr>
+              <w:spacing w:before="40" w:after="40"/>
+            </w:pPr>
+            <w:r>
+              <w:rPr>
+                <w:rFonts w:ascii="Calibri" w:hAnsi="Calibri"/>
+                <w:b w:val="0"/>
+                <w:i w:val="0"/>
+                <w:sz w:val="20"/>
+              </w:rPr>
+              <w:t>35</w:t>
+            </w:r>
+          </w:p>
+        </w:tc>
       </w:tr>
       <w:tr>
         <w:trPr>
@@ -2687,7 +3024,7 @@
         </w:trPr>
         <w:tc>
           <w:tcPr>
-            <w:tcW w:type="dxa" w:w="2225"/>
+            <w:tcW w:type="dxa" w:w="1780"/>
             <w:tcMar>
               <w:top w:w="60" w:type="dxa"/>
               <w:bottom w:w="60" w:type="dxa"/>
@@ -2712,7 +3049,7 @@
         </w:tc>
         <w:tc>
           <w:tcPr>
-            <w:tcW w:type="dxa" w:w="2225"/>
+            <w:tcW w:type="dxa" w:w="1780"/>
             <w:tcMar>
               <w:top w:w="60" w:type="dxa"/>
               <w:bottom w:w="60" w:type="dxa"/>
@@ -2737,7 +3074,7 @@
         </w:tc>
         <w:tc>
           <w:tcPr>
-            <w:tcW w:type="dxa" w:w="2225"/>
+            <w:tcW w:type="dxa" w:w="1780"/>
             <w:tcMar>
               <w:top w:w="60" w:type="dxa"/>
               <w:bottom w:w="60" w:type="dxa"/>
@@ -2762,7 +3099,7 @@
         </w:tc>
         <w:tc>
           <w:tcPr>
-            <w:tcW w:type="dxa" w:w="2225"/>
+            <w:tcW w:type="dxa" w:w="1780"/>
             <w:tcMar>
               <w:top w:w="60" w:type="dxa"/>
               <w:bottom w:w="60" w:type="dxa"/>
@@ -2785,6 +3122,31 @@
             </w:r>
           </w:p>
         </w:tc>
+        <w:tc>
+          <w:tcPr>
+            <w:tcW w:type="dxa" w:w="1780"/>
+            <w:tcMar>
+              <w:top w:w="60" w:type="dxa"/>
+              <w:bottom w:w="60" w:type="dxa"/>
+              <w:left w:w="100" w:type="dxa"/>
+              <w:right w:w="100" w:type="dxa"/>
+            </w:tcMar>
+          </w:tcPr>
+          <w:p>
+            <w:pPr>
+              <w:spacing w:before="40" w:after="40"/>
+            </w:pPr>
+            <w:r>
+              <w:rPr>
+                <w:rFonts w:ascii="Calibri" w:hAnsi="Calibri"/>
+                <w:b w:val="0"/>
+                <w:i w:val="0"/>
+                <w:sz w:val="20"/>
+              </w:rPr>
+              <w:t>20</w:t>
+            </w:r>
+          </w:p>
+        </w:tc>
       </w:tr>
       <w:tr>
         <w:trPr>
@@ -2792,7 +3154,7 @@
         </w:trPr>
         <w:tc>
           <w:tcPr>
-            <w:tcW w:type="dxa" w:w="2225"/>
+            <w:tcW w:type="dxa" w:w="1780"/>
             <w:tcMar>
               <w:top w:w="60" w:type="dxa"/>
               <w:bottom w:w="60" w:type="dxa"/>
@@ -2818,7 +3180,7 @@
         </w:tc>
         <w:tc>
           <w:tcPr>
-            <w:tcW w:type="dxa" w:w="2225"/>
+            <w:tcW w:type="dxa" w:w="1780"/>
             <w:tcMar>
               <w:top w:w="60" w:type="dxa"/>
               <w:bottom w:w="60" w:type="dxa"/>
@@ -2844,7 +3206,7 @@
         </w:tc>
         <w:tc>
           <w:tcPr>
-            <w:tcW w:type="dxa" w:w="2225"/>
+            <w:tcW w:type="dxa" w:w="1780"/>
             <w:tcMar>
               <w:top w:w="60" w:type="dxa"/>
               <w:bottom w:w="60" w:type="dxa"/>
@@ -2870,7 +3232,7 @@
         </w:tc>
         <w:tc>
           <w:tcPr>
-            <w:tcW w:type="dxa" w:w="2225"/>
+            <w:tcW w:type="dxa" w:w="1780"/>
             <w:tcMar>
               <w:top w:w="60" w:type="dxa"/>
               <w:bottom w:w="60" w:type="dxa"/>
@@ -2894,6 +3256,32 @@
             </w:r>
           </w:p>
         </w:tc>
+        <w:tc>
+          <w:tcPr>
+            <w:tcW w:type="dxa" w:w="1780"/>
+            <w:tcMar>
+              <w:top w:w="60" w:type="dxa"/>
+              <w:bottom w:w="60" w:type="dxa"/>
+              <w:left w:w="100" w:type="dxa"/>
+              <w:right w:w="100" w:type="dxa"/>
+            </w:tcMar>
+            <w:shd w:val="clear" w:color="auto" w:fill="EBF5FB"/>
+          </w:tcPr>
+          <w:p>
+            <w:pPr>
+              <w:spacing w:before="40" w:after="40"/>
+            </w:pPr>
+            <w:r>
+              <w:rPr>
+                <w:rFonts w:ascii="Calibri" w:hAnsi="Calibri"/>
+                <w:b w:val="0"/>
+                <w:i w:val="0"/>
+                <w:sz w:val="20"/>
+              </w:rPr>
+              <w:t>18</w:t>
+            </w:r>
+          </w:p>
+        </w:tc>
       </w:tr>
       <w:tr>
         <w:trPr>
@@ -2901,7 +3289,7 @@
         </w:trPr>
         <w:tc>
           <w:tcPr>
-            <w:tcW w:type="dxa" w:w="2225"/>
+            <w:tcW w:type="dxa" w:w="1780"/>
             <w:tcMar>
               <w:top w:w="60" w:type="dxa"/>
               <w:bottom w:w="60" w:type="dxa"/>
@@ -2926,7 +3314,7 @@
         </w:tc>
         <w:tc>
           <w:tcPr>
-            <w:tcW w:type="dxa" w:w="2225"/>
+            <w:tcW w:type="dxa" w:w="1780"/>
             <w:tcMar>
               <w:top w:w="60" w:type="dxa"/>
               <w:bottom w:w="60" w:type="dxa"/>
@@ -2951,7 +3339,7 @@
         </w:tc>
         <w:tc>
           <w:tcPr>
-            <w:tcW w:type="dxa" w:w="2225"/>
+            <w:tcW w:type="dxa" w:w="1780"/>
             <w:tcMar>
               <w:top w:w="60" w:type="dxa"/>
               <w:bottom w:w="60" w:type="dxa"/>
@@ -2976,7 +3364,7 @@
         </w:tc>
         <w:tc>
           <w:tcPr>
-            <w:tcW w:type="dxa" w:w="2225"/>
+            <w:tcW w:type="dxa" w:w="1780"/>
             <w:tcMar>
               <w:top w:w="60" w:type="dxa"/>
               <w:bottom w:w="60" w:type="dxa"/>
@@ -2999,6 +3387,31 @@
             </w:r>
           </w:p>
         </w:tc>
+        <w:tc>
+          <w:tcPr>
+            <w:tcW w:type="dxa" w:w="1780"/>
+            <w:tcMar>
+              <w:top w:w="60" w:type="dxa"/>
+              <w:bottom w:w="60" w:type="dxa"/>
+              <w:left w:w="100" w:type="dxa"/>
+              <w:right w:w="100" w:type="dxa"/>
+            </w:tcMar>
+          </w:tcPr>
+          <w:p>
+            <w:pPr>
+              <w:spacing w:before="40" w:after="40"/>
+            </w:pPr>
+            <w:r>
+              <w:rPr>
+                <w:rFonts w:ascii="Calibri" w:hAnsi="Calibri"/>
+                <w:b w:val="0"/>
+                <w:i w:val="0"/>
+                <w:sz w:val="20"/>
+              </w:rPr>
+              <w:t>35</w:t>
+            </w:r>
+          </w:p>
+        </w:tc>
       </w:tr>
       <w:tr>
         <w:trPr>
@@ -3006,7 +3419,7 @@
         </w:trPr>
         <w:tc>
           <w:tcPr>
-            <w:tcW w:type="dxa" w:w="2225"/>
+            <w:tcW w:type="dxa" w:w="1780"/>
             <w:tcMar>
               <w:top w:w="60" w:type="dxa"/>
               <w:bottom w:w="60" w:type="dxa"/>
@@ -3032,7 +3445,7 @@
         </w:tc>
         <w:tc>
           <w:tcPr>
-            <w:tcW w:type="dxa" w:w="2225"/>
+            <w:tcW w:type="dxa" w:w="1780"/>
             <w:tcMar>
               <w:top w:w="60" w:type="dxa"/>
               <w:bottom w:w="60" w:type="dxa"/>
@@ -3058,7 +3471,7 @@
         </w:tc>
         <w:tc>
           <w:tcPr>
-            <w:tcW w:type="dxa" w:w="2225"/>
+            <w:tcW w:type="dxa" w:w="1780"/>
             <w:tcMar>
               <w:top w:w="60" w:type="dxa"/>
               <w:bottom w:w="60" w:type="dxa"/>
@@ -3084,7 +3497,7 @@
         </w:tc>
         <w:tc>
           <w:tcPr>
-            <w:tcW w:type="dxa" w:w="2225"/>
+            <w:tcW w:type="dxa" w:w="1780"/>
             <w:tcMar>
               <w:top w:w="60" w:type="dxa"/>
               <w:bottom w:w="60" w:type="dxa"/>
@@ -3108,6 +3521,32 @@
             </w:r>
           </w:p>
         </w:tc>
+        <w:tc>
+          <w:tcPr>
+            <w:tcW w:type="dxa" w:w="1780"/>
+            <w:tcMar>
+              <w:top w:w="60" w:type="dxa"/>
+              <w:bottom w:w="60" w:type="dxa"/>
+              <w:left w:w="100" w:type="dxa"/>
+              <w:right w:w="100" w:type="dxa"/>
+            </w:tcMar>
+            <w:shd w:val="clear" w:color="auto" w:fill="EBF5FB"/>
+          </w:tcPr>
+          <w:p>
+            <w:pPr>
+              <w:spacing w:before="40" w:after="40"/>
+            </w:pPr>
+            <w:r>
+              <w:rPr>
+                <w:rFonts w:ascii="Calibri" w:hAnsi="Calibri"/>
+                <w:b w:val="0"/>
+                <w:i w:val="0"/>
+                <w:sz w:val="20"/>
+              </w:rPr>
+              <w:t>22</w:t>
+            </w:r>
+          </w:p>
+        </w:tc>
       </w:tr>
       <w:tr>
         <w:trPr>
@@ -3115,7 +3554,7 @@
         </w:trPr>
         <w:tc>
           <w:tcPr>
-            <w:tcW w:type="dxa" w:w="2225"/>
+            <w:tcW w:type="dxa" w:w="1780"/>
             <w:tcMar>
               <w:top w:w="60" w:type="dxa"/>
               <w:bottom w:w="60" w:type="dxa"/>
@@ -3140,7 +3579,7 @@
         </w:tc>
         <w:tc>
           <w:tcPr>
-            <w:tcW w:type="dxa" w:w="2225"/>
+            <w:tcW w:type="dxa" w:w="1780"/>
             <w:tcMar>
               <w:top w:w="60" w:type="dxa"/>
               <w:bottom w:w="60" w:type="dxa"/>
@@ -3165,7 +3604,7 @@
         </w:tc>
         <w:tc>
           <w:tcPr>
-            <w:tcW w:type="dxa" w:w="2225"/>
+            <w:tcW w:type="dxa" w:w="1780"/>
             <w:tcMar>
               <w:top w:w="60" w:type="dxa"/>
               <w:bottom w:w="60" w:type="dxa"/>
@@ -3190,7 +3629,7 @@
         </w:tc>
         <w:tc>
           <w:tcPr>
-            <w:tcW w:type="dxa" w:w="2225"/>
+            <w:tcW w:type="dxa" w:w="1780"/>
             <w:tcMar>
               <w:top w:w="60" w:type="dxa"/>
               <w:bottom w:w="60" w:type="dxa"/>
@@ -3210,6 +3649,31 @@
                 <w:sz w:val="20"/>
               </w:rPr>
               <w:t>Sprint 9</w:t>
+            </w:r>
+          </w:p>
+        </w:tc>
+        <w:tc>
+          <w:tcPr>
+            <w:tcW w:type="dxa" w:w="1780"/>
+            <w:tcMar>
+              <w:top w:w="60" w:type="dxa"/>
+              <w:bottom w:w="60" w:type="dxa"/>
+              <w:left w:w="100" w:type="dxa"/>
+              <w:right w:w="100" w:type="dxa"/>
+            </w:tcMar>
+          </w:tcPr>
+          <w:p>
+            <w:pPr>
+              <w:spacing w:before="40" w:after="40"/>
+            </w:pPr>
+            <w:r>
+              <w:rPr>
+                <w:rFonts w:ascii="Calibri" w:hAnsi="Calibri"/>
+                <w:b w:val="0"/>
+                <w:i w:val="0"/>
+                <w:sz w:val="20"/>
+              </w:rPr>
+              <w:t>18</w:t>
             </w:r>
           </w:p>
         </w:tc>
@@ -3244,10 +3708,11 @@
         </w:tblBorders>
       </w:tblPr>
       <w:tblGrid>
-        <w:gridCol w:w="2225"/>
-        <w:gridCol w:w="2225"/>
-        <w:gridCol w:w="2225"/>
-        <w:gridCol w:w="2225"/>
+        <w:gridCol w:w="1780"/>
+        <w:gridCol w:w="1780"/>
+        <w:gridCol w:w="1780"/>
+        <w:gridCol w:w="1780"/>
+        <w:gridCol w:w="1780"/>
       </w:tblGrid>
       <w:tr>
         <w:trPr>
@@ -3255,7 +3720,7 @@
         </w:trPr>
         <w:tc>
           <w:tcPr>
-            <w:tcW w:type="dxa" w:w="2225"/>
+            <w:tcW w:type="dxa" w:w="1780"/>
             <w:tcMar>
               <w:top w:w="60" w:type="dxa"/>
               <w:bottom w:w="60" w:type="dxa"/>
@@ -3282,7 +3747,7 @@
         </w:tc>
         <w:tc>
           <w:tcPr>
-            <w:tcW w:type="dxa" w:w="2225"/>
+            <w:tcW w:type="dxa" w:w="1780"/>
             <w:tcMar>
               <w:top w:w="60" w:type="dxa"/>
               <w:bottom w:w="60" w:type="dxa"/>
@@ -3309,7 +3774,7 @@
         </w:tc>
         <w:tc>
           <w:tcPr>
-            <w:tcW w:type="dxa" w:w="2225"/>
+            <w:tcW w:type="dxa" w:w="1780"/>
             <w:tcMar>
               <w:top w:w="60" w:type="dxa"/>
               <w:bottom w:w="60" w:type="dxa"/>
@@ -3336,7 +3801,7 @@
         </w:tc>
         <w:tc>
           <w:tcPr>
-            <w:tcW w:type="dxa" w:w="2225"/>
+            <w:tcW w:type="dxa" w:w="1780"/>
             <w:tcMar>
               <w:top w:w="60" w:type="dxa"/>
               <w:bottom w:w="60" w:type="dxa"/>
@@ -3361,6 +3826,33 @@
             </w:r>
           </w:p>
         </w:tc>
+        <w:tc>
+          <w:tcPr>
+            <w:tcW w:type="dxa" w:w="1780"/>
+            <w:tcMar>
+              <w:top w:w="60" w:type="dxa"/>
+              <w:bottom w:w="60" w:type="dxa"/>
+              <w:left w:w="100" w:type="dxa"/>
+              <w:right w:w="100" w:type="dxa"/>
+            </w:tcMar>
+            <w:shd w:val="clear" w:color="auto" w:fill="003366"/>
+          </w:tcPr>
+          <w:p>
+            <w:pPr>
+              <w:spacing w:before="40" w:after="40"/>
+            </w:pPr>
+            <w:r>
+              <w:rPr>
+                <w:rFonts w:ascii="Calibri" w:hAnsi="Calibri"/>
+                <w:b/>
+                <w:i w:val="0"/>
+                <w:color w:val="FFFFFF"/>
+                <w:sz w:val="20"/>
+              </w:rPr>
+              <w:t>SP Est.</w:t>
+            </w:r>
+          </w:p>
+        </w:tc>
       </w:tr>
       <w:tr>
         <w:trPr>
@@ -3368,7 +3860,7 @@
         </w:trPr>
         <w:tc>
           <w:tcPr>
-            <w:tcW w:type="dxa" w:w="2225"/>
+            <w:tcW w:type="dxa" w:w="1780"/>
             <w:tcMar>
               <w:top w:w="60" w:type="dxa"/>
               <w:bottom w:w="60" w:type="dxa"/>
@@ -3394,7 +3886,7 @@
         </w:tc>
         <w:tc>
           <w:tcPr>
-            <w:tcW w:type="dxa" w:w="2225"/>
+            <w:tcW w:type="dxa" w:w="1780"/>
             <w:tcMar>
               <w:top w:w="60" w:type="dxa"/>
               <w:bottom w:w="60" w:type="dxa"/>
@@ -3420,7 +3912,7 @@
         </w:tc>
         <w:tc>
           <w:tcPr>
-            <w:tcW w:type="dxa" w:w="2225"/>
+            <w:tcW w:type="dxa" w:w="1780"/>
             <w:tcMar>
               <w:top w:w="60" w:type="dxa"/>
               <w:bottom w:w="60" w:type="dxa"/>
@@ -3446,7 +3938,7 @@
         </w:tc>
         <w:tc>
           <w:tcPr>
-            <w:tcW w:type="dxa" w:w="2225"/>
+            <w:tcW w:type="dxa" w:w="1780"/>
             <w:tcMar>
               <w:top w:w="60" w:type="dxa"/>
               <w:bottom w:w="60" w:type="dxa"/>
@@ -3467,6 +3959,32 @@
                 <w:sz w:val="20"/>
               </w:rPr>
               <w:t>Sprint 6</w:t>
+            </w:r>
+          </w:p>
+        </w:tc>
+        <w:tc>
+          <w:tcPr>
+            <w:tcW w:type="dxa" w:w="1780"/>
+            <w:tcMar>
+              <w:top w:w="60" w:type="dxa"/>
+              <w:bottom w:w="60" w:type="dxa"/>
+              <w:left w:w="100" w:type="dxa"/>
+              <w:right w:w="100" w:type="dxa"/>
+            </w:tcMar>
+            <w:shd w:val="clear" w:color="auto" w:fill="EBF5FB"/>
+          </w:tcPr>
+          <w:p>
+            <w:pPr>
+              <w:spacing w:before="40" w:after="40"/>
+            </w:pPr>
+            <w:r>
+              <w:rPr>
+                <w:rFonts w:ascii="Calibri" w:hAnsi="Calibri"/>
+                <w:b w:val="0"/>
+                <w:i w:val="0"/>
+                <w:sz w:val="20"/>
+              </w:rPr>
+              <w:t>18</w:t>
             </w:r>
           </w:p>
         </w:tc>
@@ -3501,10 +4019,11 @@
         </w:tblBorders>
       </w:tblPr>
       <w:tblGrid>
-        <w:gridCol w:w="2225"/>
-        <w:gridCol w:w="2225"/>
-        <w:gridCol w:w="2225"/>
-        <w:gridCol w:w="2225"/>
+        <w:gridCol w:w="1780"/>
+        <w:gridCol w:w="1780"/>
+        <w:gridCol w:w="1780"/>
+        <w:gridCol w:w="1780"/>
+        <w:gridCol w:w="1780"/>
       </w:tblGrid>
       <w:tr>
         <w:trPr>
@@ -3512,7 +4031,7 @@
         </w:trPr>
         <w:tc>
           <w:tcPr>
-            <w:tcW w:type="dxa" w:w="2225"/>
+            <w:tcW w:type="dxa" w:w="1780"/>
             <w:tcMar>
               <w:top w:w="60" w:type="dxa"/>
               <w:bottom w:w="60" w:type="dxa"/>
@@ -3539,7 +4058,7 @@
         </w:tc>
         <w:tc>
           <w:tcPr>
-            <w:tcW w:type="dxa" w:w="2225"/>
+            <w:tcW w:type="dxa" w:w="1780"/>
             <w:tcMar>
               <w:top w:w="60" w:type="dxa"/>
               <w:bottom w:w="60" w:type="dxa"/>
@@ -3566,7 +4085,7 @@
         </w:tc>
         <w:tc>
           <w:tcPr>
-            <w:tcW w:type="dxa" w:w="2225"/>
+            <w:tcW w:type="dxa" w:w="1780"/>
             <w:tcMar>
               <w:top w:w="60" w:type="dxa"/>
               <w:bottom w:w="60" w:type="dxa"/>
@@ -3593,7 +4112,7 @@
         </w:tc>
         <w:tc>
           <w:tcPr>
-            <w:tcW w:type="dxa" w:w="2225"/>
+            <w:tcW w:type="dxa" w:w="1780"/>
             <w:tcMar>
               <w:top w:w="60" w:type="dxa"/>
               <w:bottom w:w="60" w:type="dxa"/>
@@ -3618,6 +4137,33 @@
             </w:r>
           </w:p>
         </w:tc>
+        <w:tc>
+          <w:tcPr>
+            <w:tcW w:type="dxa" w:w="1780"/>
+            <w:tcMar>
+              <w:top w:w="60" w:type="dxa"/>
+              <w:bottom w:w="60" w:type="dxa"/>
+              <w:left w:w="100" w:type="dxa"/>
+              <w:right w:w="100" w:type="dxa"/>
+            </w:tcMar>
+            <w:shd w:val="clear" w:color="auto" w:fill="003366"/>
+          </w:tcPr>
+          <w:p>
+            <w:pPr>
+              <w:spacing w:before="40" w:after="40"/>
+            </w:pPr>
+            <w:r>
+              <w:rPr>
+                <w:rFonts w:ascii="Calibri" w:hAnsi="Calibri"/>
+                <w:b/>
+                <w:i w:val="0"/>
+                <w:color w:val="FFFFFF"/>
+                <w:sz w:val="20"/>
+              </w:rPr>
+              <w:t>SP Est.</w:t>
+            </w:r>
+          </w:p>
+        </w:tc>
       </w:tr>
       <w:tr>
         <w:trPr>
@@ -3625,7 +4171,7 @@
         </w:trPr>
         <w:tc>
           <w:tcPr>
-            <w:tcW w:type="dxa" w:w="2225"/>
+            <w:tcW w:type="dxa" w:w="1780"/>
             <w:tcMar>
               <w:top w:w="60" w:type="dxa"/>
               <w:bottom w:w="60" w:type="dxa"/>
@@ -3651,7 +4197,7 @@
         </w:tc>
         <w:tc>
           <w:tcPr>
-            <w:tcW w:type="dxa" w:w="2225"/>
+            <w:tcW w:type="dxa" w:w="1780"/>
             <w:tcMar>
               <w:top w:w="60" w:type="dxa"/>
               <w:bottom w:w="60" w:type="dxa"/>
@@ -3677,7 +4223,7 @@
         </w:tc>
         <w:tc>
           <w:tcPr>
-            <w:tcW w:type="dxa" w:w="2225"/>
+            <w:tcW w:type="dxa" w:w="1780"/>
             <w:tcMar>
               <w:top w:w="60" w:type="dxa"/>
               <w:bottom w:w="60" w:type="dxa"/>
@@ -3703,7 +4249,7 @@
         </w:tc>
         <w:tc>
           <w:tcPr>
-            <w:tcW w:type="dxa" w:w="2225"/>
+            <w:tcW w:type="dxa" w:w="1780"/>
             <w:tcMar>
               <w:top w:w="60" w:type="dxa"/>
               <w:bottom w:w="60" w:type="dxa"/>
@@ -3727,6 +4273,32 @@
             </w:r>
           </w:p>
         </w:tc>
+        <w:tc>
+          <w:tcPr>
+            <w:tcW w:type="dxa" w:w="1780"/>
+            <w:tcMar>
+              <w:top w:w="60" w:type="dxa"/>
+              <w:bottom w:w="60" w:type="dxa"/>
+              <w:left w:w="100" w:type="dxa"/>
+              <w:right w:w="100" w:type="dxa"/>
+            </w:tcMar>
+            <w:shd w:val="clear" w:color="auto" w:fill="EBF5FB"/>
+          </w:tcPr>
+          <w:p>
+            <w:pPr>
+              <w:spacing w:before="40" w:after="40"/>
+            </w:pPr>
+            <w:r>
+              <w:rPr>
+                <w:rFonts w:ascii="Calibri" w:hAnsi="Calibri"/>
+                <w:b w:val="0"/>
+                <w:i w:val="0"/>
+                <w:sz w:val="20"/>
+              </w:rPr>
+              <w:t>5</w:t>
+            </w:r>
+          </w:p>
+        </w:tc>
       </w:tr>
       <w:tr>
         <w:trPr>
@@ -3734,7 +4306,7 @@
         </w:trPr>
         <w:tc>
           <w:tcPr>
-            <w:tcW w:type="dxa" w:w="2225"/>
+            <w:tcW w:type="dxa" w:w="1780"/>
             <w:tcMar>
               <w:top w:w="60" w:type="dxa"/>
               <w:bottom w:w="60" w:type="dxa"/>
@@ -3759,7 +4331,7 @@
         </w:tc>
         <w:tc>
           <w:tcPr>
-            <w:tcW w:type="dxa" w:w="2225"/>
+            <w:tcW w:type="dxa" w:w="1780"/>
             <w:tcMar>
               <w:top w:w="60" w:type="dxa"/>
               <w:bottom w:w="60" w:type="dxa"/>
@@ -3784,7 +4356,7 @@
         </w:tc>
         <w:tc>
           <w:tcPr>
-            <w:tcW w:type="dxa" w:w="2225"/>
+            <w:tcW w:type="dxa" w:w="1780"/>
             <w:tcMar>
               <w:top w:w="60" w:type="dxa"/>
               <w:bottom w:w="60" w:type="dxa"/>
@@ -3809,7 +4381,7 @@
         </w:tc>
         <w:tc>
           <w:tcPr>
-            <w:tcW w:type="dxa" w:w="2225"/>
+            <w:tcW w:type="dxa" w:w="1780"/>
             <w:tcMar>
               <w:top w:w="60" w:type="dxa"/>
               <w:bottom w:w="60" w:type="dxa"/>
@@ -3829,6 +4401,31 @@
                 <w:sz w:val="20"/>
               </w:rPr>
               <w:t>Sprint 5</w:t>
+            </w:r>
+          </w:p>
+        </w:tc>
+        <w:tc>
+          <w:tcPr>
+            <w:tcW w:type="dxa" w:w="1780"/>
+            <w:tcMar>
+              <w:top w:w="60" w:type="dxa"/>
+              <w:bottom w:w="60" w:type="dxa"/>
+              <w:left w:w="100" w:type="dxa"/>
+              <w:right w:w="100" w:type="dxa"/>
+            </w:tcMar>
+          </w:tcPr>
+          <w:p>
+            <w:pPr>
+              <w:spacing w:before="40" w:after="40"/>
+            </w:pPr>
+            <w:r>
+              <w:rPr>
+                <w:rFonts w:ascii="Calibri" w:hAnsi="Calibri"/>
+                <w:b w:val="0"/>
+                <w:i w:val="0"/>
+                <w:sz w:val="20"/>
+              </w:rPr>
+              <w:t>8</w:t>
             </w:r>
           </w:p>
         </w:tc>
@@ -9368,6 +9965,112 @@
           </w:p>
         </w:tc>
       </w:tr>
+      <w:tr>
+        <w:trPr>
+          <w:cantSplit w:val="1"/>
+        </w:trPr>
+        <w:tc>
+          <w:tcPr>
+            <w:tcW w:type="dxa" w:w="2225"/>
+            <w:tcMar>
+              <w:top w:w="60" w:type="dxa"/>
+              <w:bottom w:w="60" w:type="dxa"/>
+              <w:left w:w="100" w:type="dxa"/>
+              <w:right w:w="100" w:type="dxa"/>
+            </w:tcMar>
+            <w:shd w:val="clear" w:color="auto" w:fill="F0F4F8"/>
+          </w:tcPr>
+          <w:p>
+            <w:pPr>
+              <w:spacing w:before="40" w:after="40"/>
+            </w:pPr>
+            <w:r>
+              <w:rPr>
+                <w:rFonts w:ascii="Calibri" w:hAnsi="Calibri"/>
+                <w:b/>
+                <w:i w:val="0"/>
+                <w:sz w:val="20"/>
+              </w:rPr>
+              <w:t>1.4</w:t>
+            </w:r>
+          </w:p>
+        </w:tc>
+        <w:tc>
+          <w:tcPr>
+            <w:tcW w:type="dxa" w:w="2225"/>
+            <w:tcMar>
+              <w:top w:w="60" w:type="dxa"/>
+              <w:bottom w:w="60" w:type="dxa"/>
+              <w:left w:w="100" w:type="dxa"/>
+              <w:right w:w="100" w:type="dxa"/>
+            </w:tcMar>
+          </w:tcPr>
+          <w:p>
+            <w:pPr>
+              <w:spacing w:before="40" w:after="40"/>
+            </w:pPr>
+            <w:r>
+              <w:rPr>
+                <w:rFonts w:ascii="Calibri" w:hAnsi="Calibri"/>
+                <w:b w:val="0"/>
+                <w:i w:val="0"/>
+                <w:sz w:val="20"/>
+              </w:rPr>
+              <w:t>10/06/2026</w:t>
+            </w:r>
+          </w:p>
+        </w:tc>
+        <w:tc>
+          <w:tcPr>
+            <w:tcW w:type="dxa" w:w="2225"/>
+            <w:tcMar>
+              <w:top w:w="60" w:type="dxa"/>
+              <w:bottom w:w="60" w:type="dxa"/>
+              <w:left w:w="100" w:type="dxa"/>
+              <w:right w:w="100" w:type="dxa"/>
+            </w:tcMar>
+          </w:tcPr>
+          <w:p>
+            <w:pPr>
+              <w:spacing w:before="40" w:after="40"/>
+            </w:pPr>
+            <w:r>
+              <w:rPr>
+                <w:rFonts w:ascii="Calibri" w:hAnsi="Calibri"/>
+                <w:b w:val="0"/>
+                <w:i w:val="0"/>
+                <w:sz w:val="20"/>
+              </w:rPr>
+              <w:t>Time de Melhoria Contínua</w:t>
+            </w:r>
+          </w:p>
+        </w:tc>
+        <w:tc>
+          <w:tcPr>
+            <w:tcW w:type="dxa" w:w="2225"/>
+            <w:tcMar>
+              <w:top w:w="60" w:type="dxa"/>
+              <w:bottom w:w="60" w:type="dxa"/>
+              <w:left w:w="100" w:type="dxa"/>
+              <w:right w:w="100" w:type="dxa"/>
+            </w:tcMar>
+          </w:tcPr>
+          <w:p>
+            <w:pPr>
+              <w:spacing w:before="40" w:after="40"/>
+            </w:pPr>
+            <w:r>
+              <w:rPr>
+                <w:rFonts w:ascii="Calibri" w:hAnsi="Calibri"/>
+                <w:b w:val="0"/>
+                <w:i w:val="0"/>
+                <w:sz w:val="20"/>
+              </w:rPr>
+              <w:t>Acréscimo da coluna SP Est. nas tabelas de RF (RF-01 a RF-19, total 294 SP) para consistência com a planilha de gestão do projeto</w:t>
+            </w:r>
+          </w:p>
+        </w:tc>
+      </w:tr>
     </w:tbl>
     <w:p>
       <w:pPr>
@@ -9408,7 +10111,7 @@
         <w:color w:val="555555"/>
         <w:sz w:val="16"/>
       </w:rPr>
-      <w:t>vData  ·  05/06/2026</w:t>
+      <w:t>vData  ·  10/06/2026</w:t>
     </w:r>
     <w:r>
       <w:tab/>
@@ -9470,7 +10173,7 @@
         <w:color w:val="555555"/>
         <w:sz w:val="16"/>
       </w:rPr>
-      <w:t>vData  ·  05/06/2026</w:t>
+      <w:t>vData  ·  10/06/2026</w:t>
     </w:r>
     <w:r>
       <w:tab/>

--- a/mps-nivel-c/oficial/04_registros/PROFARMA_Cadastro-de-Clientes/REQ-PROFARMA01-001_Documento-de-Requisitos.docx
+++ b/mps-nivel-c/oficial/04_registros/PROFARMA_Cadastro-de-Clientes/REQ-PROFARMA01-001_Documento-de-Requisitos.docx
@@ -34,7 +34,7 @@
           <w:color w:val="555555"/>
           <w:sz w:val="20"/>
         </w:rPr>
-        <w:t>REQ-PROFARMA01-001   ·   Versão Data   ·   10/06/2026   ·   Timeware Brasil</w:t>
+        <w:t>REQ-PROFARMA01-001   ·   Versão 1.4   ·   10/06/2026   ·   Timeware Brasil</w:t>
       </w:r>
     </w:p>
     <w:p>
@@ -10111,7 +10111,7 @@
         <w:color w:val="555555"/>
         <w:sz w:val="16"/>
       </w:rPr>
-      <w:t>vData  ·  10/06/2026</w:t>
+      <w:t>v1.4  ·  10/06/2026</w:t>
     </w:r>
     <w:r>
       <w:tab/>
@@ -10173,7 +10173,7 @@
         <w:color w:val="555555"/>
         <w:sz w:val="16"/>
       </w:rPr>
-      <w:t>vData  ·  10/06/2026</w:t>
+      <w:t>v1.4  ·  10/06/2026</w:t>
     </w:r>
     <w:r>
       <w:tab/>

--- a/mps-nivel-c/oficial/04_registros/PROFARMA_Cadastro-de-Clientes/REQ-PROFARMA01-001_Documento-de-Requisitos.docx
+++ b/mps-nivel-c/oficial/04_registros/PROFARMA_Cadastro-de-Clientes/REQ-PROFARMA01-001_Documento-de-Requisitos.docx
@@ -9617,7 +9617,7 @@
                 <w:i w:val="0"/>
                 <w:sz w:val="20"/>
               </w:rPr>
-              <w:t>Time de Melhoria Contínua</w:t>
+              <w:t>Abraão Oliveira</w:t>
             </w:r>
           </w:p>
         </w:tc>
@@ -9723,7 +9723,7 @@
                 <w:i w:val="0"/>
                 <w:sz w:val="20"/>
               </w:rPr>
-              <w:t>Time de Melhoria Contínua</w:t>
+              <w:t>Abraão Oliveira</w:t>
             </w:r>
           </w:p>
         </w:tc>
@@ -9829,7 +9829,7 @@
                 <w:i w:val="0"/>
                 <w:sz w:val="20"/>
               </w:rPr>
-              <w:t>Time de Melhoria Contínua</w:t>
+              <w:t>Abraão Oliveira</w:t>
             </w:r>
           </w:p>
         </w:tc>
@@ -9935,7 +9935,7 @@
                 <w:i w:val="0"/>
                 <w:sz w:val="20"/>
               </w:rPr>
-              <w:t>Time de Melhoria Contínua</w:t>
+              <w:t>Abraão Oliveira</w:t>
             </w:r>
           </w:p>
         </w:tc>
@@ -10041,7 +10041,7 @@
                 <w:i w:val="0"/>
                 <w:sz w:val="20"/>
               </w:rPr>
-              <w:t>Time de Melhoria Contínua</w:t>
+              <w:t>Abraão Oliveira</w:t>
             </w:r>
           </w:p>
         </w:tc>
